--- a/LLDD/word/FE/LLDD-FE-Batch-Monitor.docx
+++ b/LLDD/word/FE/LLDD-FE-Batch-Monitor.docx
@@ -582,7 +582,7 @@
       <w:r>
         <w:drawing>
           <wp:inline xmlns:a="http://schemas.openxmlformats.org/drawingml/2006/main" xmlns:pic="http://schemas.openxmlformats.org/drawingml/2006/picture">
-            <wp:extent cx="5669280" cy="4688967"/>
+            <wp:extent cx="5669280" cy="4708652"/>
             <wp:docPr id="1" name="Picture 1"/>
             <wp:cNvGraphicFramePr>
               <a:graphicFrameLocks noChangeAspect="1"/>
@@ -603,7 +603,7 @@
                   <pic:spPr>
                     <a:xfrm>
                       <a:off x="0" y="0"/>
-                      <a:ext cx="5669280" cy="4688967"/>
+                      <a:ext cx="5669280" cy="4708652"/>
                     </a:xfrm>
                     <a:prstGeom prst="rect"/>
                   </pic:spPr>
@@ -635,7 +635,7 @@
       <w:r>
         <w:drawing>
           <wp:inline xmlns:a="http://schemas.openxmlformats.org/drawingml/2006/main" xmlns:pic="http://schemas.openxmlformats.org/drawingml/2006/picture">
-            <wp:extent cx="5669280" cy="4685030"/>
+            <wp:extent cx="5669280" cy="4708652"/>
             <wp:docPr id="2" name="Picture 2"/>
             <wp:cNvGraphicFramePr>
               <a:graphicFrameLocks noChangeAspect="1"/>
@@ -656,7 +656,7 @@
                   <pic:spPr>
                     <a:xfrm>
                       <a:off x="0" y="0"/>
-                      <a:ext cx="5669280" cy="4685030"/>
+                      <a:ext cx="5669280" cy="4708652"/>
                     </a:xfrm>
                     <a:prstGeom prst="rect"/>
                   </pic:spPr>
